--- a/back/src/static/contratos/Contrato Prestación de Servicios .docx
+++ b/back/src/static/contratos/Contrato Prestación de Servicios .docx
@@ -14,7 +14,7 @@
         <w:rPr>
           <w:w w:val="105"/>
         </w:rPr>
-        <w:t>SAP</w:t>
+        <w:t>{{PerfilOModulo}}</w:t>
       </w:r>
       <w:r>
         <w:rPr>
@@ -27,7 +27,7 @@
         <w:rPr>
           <w:w w:val="105"/>
         </w:rPr>
-        <w:t>ABAP</w:t>
+        <w:t/>
       </w:r>
     </w:p>
     <w:p>
@@ -317,7 +317,7 @@
         <w:rPr>
           <w:b/>
         </w:rPr>
-        <w:t>SAP</w:t>
+        <w:t>{{PerfilOModulo}}</w:t>
       </w:r>
       <w:r>
         <w:rPr>
@@ -330,7 +330,7 @@
         <w:rPr>
           <w:b/>
         </w:rPr>
-        <w:t>ABAP</w:t>
+        <w:t/>
       </w:r>
       <w:r>
         <w:rPr>
@@ -1241,7 +1241,7 @@
         <w:rPr>
           <w:sz w:val="20"/>
         </w:rPr>
-        <w:t>es una sociedad dedicada, entre otras cosas, a la prestación de servicios de consultoría y soporte en SAP ABAP y otro tipo de sistemas y productos de información de gestión empresarial, mediante servicios técnicos, para lo cual requiere la contratación</w:t>
+        <w:t>es una sociedad dedicada, entre otras cosas, a la prestación de servicios de consultoría y soporte en {{PerfilOModulo}} y otro tipo de sistemas y productos de información de gestión empresarial, mediante servicios técnicos, para lo cual requiere la contratación</w:t>
       </w:r>
       <w:r>
         <w:rPr>
@@ -1389,7 +1389,7 @@
         <w:rPr>
           <w:sz w:val="20"/>
         </w:rPr>
-        <w:t>se dedica de manera profesional e independiente a prestar servicios de consultoría en SAP ABAP</w:t>
+        <w:t>se dedica de manera profesional e independiente a prestar servicios de consultoría en {{PerfilOModulo}}</w:t>
       </w:r>
     </w:p>
     <w:p>
